--- a/output.docx
+++ b/output.docx
@@ -859,15 +859,6 @@
       <w:pPr>
         <w:rPr>
           <w:rFonts w:ascii="Times New Roman" w:hAnsi="Times New Roman" w:cs="Times New Roman"/>
-          <w:sz w:val="28"/>
-          <w:szCs w:val="28"/>
-        </w:rPr>
-      </w:pPr>
-    </w:p>
-    <w:p>
-      <w:pPr>
-        <w:rPr>
-          <w:rFonts w:ascii="Times New Roman" w:hAnsi="Times New Roman" w:cs="Times New Roman"/>
           <w:b/>
           <w:bCs/>
           <w:sz w:val="40"/>
@@ -882,6 +873,57 @@
           <w:sz w:val="40"/>
           <w:szCs w:val="40"/>
         </w:rPr>
+        <w:t>Github link:</w:t>
+      </w:r>
+    </w:p>
+    <w:p>
+      <w:pPr>
+        <w:rPr>
+          <w:rFonts w:ascii="Times New Roman" w:hAnsi="Times New Roman" w:cs="Times New Roman"/>
+          <w:sz w:val="40"/>
+          <w:szCs w:val="40"/>
+        </w:rPr>
+      </w:pPr>
+      <w:hyperlink r:id="rId17" w:history="1">
+        <w:r>
+          <w:rPr>
+            <w:rStyle w:val="Hyperlink"/>
+            <w:rFonts w:ascii="Times New Roman" w:hAnsi="Times New Roman" w:cs="Times New Roman"/>
+            <w:sz w:val="40"/>
+            <w:szCs w:val="40"/>
+          </w:rPr>
+          <w:t>https://github.com/pavanisirisetti9/lms-auth</w:t>
+        </w:r>
+      </w:hyperlink>
+    </w:p>
+    <w:p>
+      <w:pPr>
+        <w:rPr>
+          <w:rFonts w:ascii="Times New Roman" w:hAnsi="Times New Roman" w:cs="Times New Roman"/>
+          <w:sz w:val="40"/>
+          <w:szCs w:val="40"/>
+        </w:rPr>
+      </w:pPr>
+    </w:p>
+    <w:p>
+      <w:pPr>
+        <w:rPr>
+          <w:rFonts w:ascii="Times New Roman" w:hAnsi="Times New Roman" w:cs="Times New Roman"/>
+          <w:b/>
+          <w:bCs/>
+          <w:sz w:val="40"/>
+          <w:szCs w:val="40"/>
+        </w:rPr>
+      </w:pPr>
+      <w:r>
+        <w:rPr>
+          <w:rFonts w:ascii="Times New Roman" w:hAnsi="Times New Roman" w:cs="Times New Roman"/>
+          <w:b/>
+          <w:bCs/>
+          <w:sz w:val="40"/>
+          <w:szCs w:val="40"/>
+        </w:rPr>
+        <w:lastRenderedPageBreak/>
         <w:t>LMS Authentication System for a Role-Based Platform</w:t>
       </w:r>
     </w:p>
@@ -903,7 +945,6 @@
           <w:sz w:val="36"/>
           <w:szCs w:val="36"/>
         </w:rPr>
-        <w:lastRenderedPageBreak/>
         <w:t>1. Main Explanation</w:t>
       </w:r>
     </w:p>
@@ -1342,6 +1383,7 @@
           <w:sz w:val="36"/>
           <w:szCs w:val="36"/>
         </w:rPr>
+        <w:lastRenderedPageBreak/>
         <w:t>4. Features</w:t>
       </w:r>
     </w:p>
@@ -1405,7 +1447,6 @@
           <w:sz w:val="28"/>
           <w:szCs w:val="28"/>
         </w:rPr>
-        <w:lastRenderedPageBreak/>
         <w:t>JWT-based authentication.</w:t>
       </w:r>
     </w:p>
@@ -1858,6 +1899,7 @@
           <w:sz w:val="28"/>
           <w:szCs w:val="28"/>
         </w:rPr>
+        <w:lastRenderedPageBreak/>
         <w:t>Extensibility:</w:t>
       </w:r>
       <w:r>
@@ -1929,7 +1971,6 @@
           <w:sz w:val="28"/>
           <w:szCs w:val="28"/>
         </w:rPr>
-        <w:lastRenderedPageBreak/>
         <w:t>Stolen JWT tokens may be misused before they expire or are invalidated.</w:t>
       </w:r>
     </w:p>
@@ -3751,6 +3792,29 @@
       <w:spacing w:val="5"/>
     </w:rPr>
   </w:style>
+  <w:style w:type="character" w:styleId="Hyperlink">
+    <w:name w:val="Hyperlink"/>
+    <w:basedOn w:val="DefaultParagraphFont"/>
+    <w:uiPriority w:val="99"/>
+    <w:unhideWhenUsed/>
+    <w:rsid w:val="00C52D4C"/>
+    <w:rPr>
+      <w:color w:val="467886" w:themeColor="hyperlink"/>
+      <w:u w:val="single"/>
+    </w:rPr>
+  </w:style>
+  <w:style w:type="character" w:styleId="UnresolvedMention">
+    <w:name w:val="Unresolved Mention"/>
+    <w:basedOn w:val="DefaultParagraphFont"/>
+    <w:uiPriority w:val="99"/>
+    <w:semiHidden/>
+    <w:unhideWhenUsed/>
+    <w:rsid w:val="00C52D4C"/>
+    <w:rPr>
+      <w:color w:val="605E5C"/>
+      <w:shd w:val="clear" w:color="auto" w:fill="E1DFDD"/>
+    </w:rPr>
+  </w:style>
 </w:styles>
 </file>
 

--- a/output.docx
+++ b/output.docx
@@ -58,6 +58,7 @@
           <w:rFonts w:ascii="Times New Roman" w:hAnsi="Times New Roman" w:cs="Times New Roman"/>
           <w:b/>
           <w:bCs/>
+          <w:noProof/>
           <w:sz w:val="44"/>
           <w:szCs w:val="44"/>
         </w:rPr>
@@ -133,6 +134,7 @@
       <w:r>
         <w:rPr>
           <w:rFonts w:ascii="Times New Roman" w:hAnsi="Times New Roman" w:cs="Times New Roman"/>
+          <w:noProof/>
           <w:sz w:val="44"/>
           <w:szCs w:val="44"/>
         </w:rPr>
@@ -197,12 +199,13 @@
       <w:r>
         <w:rPr>
           <w:rFonts w:ascii="Times New Roman" w:hAnsi="Times New Roman" w:cs="Times New Roman"/>
+          <w:noProof/>
           <w:sz w:val="44"/>
           <w:szCs w:val="44"/>
         </w:rPr>
         <w:lastRenderedPageBreak/>
         <w:drawing>
-          <wp:inline distT="0" distB="0" distL="0" distR="0" wp14:anchorId="7D709FAB" wp14:editId="5F0CF81A">
+          <wp:inline distT="0" distB="0" distL="0" distR="0" wp14:anchorId="7D709FAB" wp14:editId="55CE6F61">
             <wp:extent cx="6210300" cy="3589020"/>
             <wp:effectExtent l="0" t="0" r="0" b="0"/>
             <wp:docPr id="1166793563" name="Picture 6"/>
@@ -320,6 +323,7 @@
       <w:r>
         <w:rPr>
           <w:rFonts w:ascii="Times New Roman" w:hAnsi="Times New Roman" w:cs="Times New Roman"/>
+          <w:noProof/>
           <w:sz w:val="44"/>
           <w:szCs w:val="44"/>
         </w:rPr>
@@ -394,6 +398,7 @@
       <w:r>
         <w:rPr>
           <w:rFonts w:ascii="Times New Roman" w:hAnsi="Times New Roman" w:cs="Times New Roman"/>
+          <w:noProof/>
           <w:sz w:val="44"/>
           <w:szCs w:val="44"/>
         </w:rPr>
@@ -458,6 +463,7 @@
       <w:r>
         <w:rPr>
           <w:rFonts w:ascii="Times New Roman" w:hAnsi="Times New Roman" w:cs="Times New Roman"/>
+          <w:noProof/>
           <w:sz w:val="44"/>
           <w:szCs w:val="44"/>
         </w:rPr>
@@ -532,6 +538,7 @@
       <w:r>
         <w:rPr>
           <w:rFonts w:ascii="Times New Roman" w:hAnsi="Times New Roman" w:cs="Times New Roman"/>
+          <w:noProof/>
           <w:sz w:val="44"/>
           <w:szCs w:val="44"/>
         </w:rPr>
@@ -596,6 +603,7 @@
       <w:r>
         <w:rPr>
           <w:rFonts w:ascii="Times New Roman" w:hAnsi="Times New Roman" w:cs="Times New Roman"/>
+          <w:noProof/>
           <w:sz w:val="44"/>
           <w:szCs w:val="44"/>
         </w:rPr>
@@ -728,6 +736,7 @@
       <w:r>
         <w:rPr>
           <w:rFonts w:ascii="Times New Roman" w:hAnsi="Times New Roman" w:cs="Times New Roman"/>
+          <w:noProof/>
           <w:sz w:val="28"/>
           <w:szCs w:val="28"/>
         </w:rPr>
@@ -802,6 +811,7 @@
       <w:r>
         <w:rPr>
           <w:rFonts w:ascii="Times New Roman" w:hAnsi="Times New Roman" w:cs="Times New Roman"/>
+          <w:noProof/>
           <w:sz w:val="28"/>
           <w:szCs w:val="28"/>
         </w:rPr>
@@ -873,7 +883,37 @@
           <w:sz w:val="40"/>
           <w:szCs w:val="40"/>
         </w:rPr>
-        <w:t>Github link:</w:t>
+        <w:t>GitHub</w:t>
+      </w:r>
+      <w:r>
+        <w:rPr>
+          <w:rFonts w:ascii="Times New Roman" w:hAnsi="Times New Roman" w:cs="Times New Roman"/>
+          <w:b/>
+          <w:bCs/>
+          <w:sz w:val="40"/>
+          <w:szCs w:val="40"/>
+        </w:rPr>
+        <w:t xml:space="preserve"> </w:t>
+      </w:r>
+      <w:r>
+        <w:rPr>
+          <w:rFonts w:ascii="Times New Roman" w:hAnsi="Times New Roman" w:cs="Times New Roman"/>
+          <w:b/>
+          <w:bCs/>
+          <w:sz w:val="40"/>
+          <w:szCs w:val="40"/>
+        </w:rPr>
+        <w:t xml:space="preserve">repository </w:t>
+      </w:r>
+      <w:r>
+        <w:rPr>
+          <w:rFonts w:ascii="Times New Roman" w:hAnsi="Times New Roman" w:cs="Times New Roman"/>
+          <w:b/>
+          <w:bCs/>
+          <w:sz w:val="40"/>
+          <w:szCs w:val="40"/>
+        </w:rPr>
+        <w:t>link:</w:t>
       </w:r>
     </w:p>
     <w:p>
@@ -3479,6 +3519,7 @@
   <w:style w:type="character" w:default="1" w:styleId="DefaultParagraphFont">
     <w:name w:val="Default Paragraph Font"/>
     <w:uiPriority w:val="1"/>
+    <w:semiHidden/>
     <w:unhideWhenUsed/>
   </w:style>
   <w:style w:type="table" w:default="1" w:styleId="TableNormal">
